--- a/downloads/互動三_113AC1013_李承祐.docx
+++ b/downloads/互動三_113AC1013_李承祐.docx
@@ -15,7 +15,7 @@
           <w:i w:val="0"/>
           <w:sz w:val="32"/>
         </w:rPr>
-        <w:t>創業第一性原理：從本質拆解、TA精準定位到創新提案實戰</w:t>
+        <w:t>創業品牌行銷實務：從地鐵小提琴實驗、12品牌原型到「以終為始」價值主張推導</w:t>
       </w:r>
     </w:p>
     <w:p>
@@ -47,7 +47,7 @@
           <w:i w:val="0"/>
           <w:sz w:val="28"/>
         </w:rPr>
-        <w:t>1. 第一性原理（First Principles Thinking）哲學與特斯拉電池案例</w:t>
+        <w:t>1. 行銷勝於產品哲學與紐約地鐵小提琴實驗啟示</w:t>
       </w:r>
     </w:p>
     <w:p>
@@ -63,7 +63,7 @@
           <w:i w:val="0"/>
           <w:sz w:val="24"/>
         </w:rPr>
-        <w:t>課堂引述亞里斯多德名言：「每個系統中都存在一個基本命題，它不能違背或刪除。」第一性原理的核心在於徹底剝離經驗主義的既有假設與類比思維，回歸事物與需求底層進行公理化推導。經典案例是 Elon Musk 研發特斯拉電池：面對採購與 ODM 代工高昂報價，Musk 將電池拆解至碳、鎳、鋁等基礎原料，發現原料成本僅佔代工報價的 2%。基於電池「容量」與「安全」這兩個不可違背的本質，特斯拉自行設計組裝，從源頭徹底解決成本瓶頸。</w:t>
+        <w:t>課堂剖析了理工創業者常見的「酒香不怕巷子深」與過度沉溺技術升級之盲點。經典案例是紐約地鐵小提琴實驗：國際頂尖演奏家手持要價三百萬美元名琴，在國家級音樂廳門票高達數百美元，但置身於地鐵站通道演奏十餘分鐘僅獲三十餘元零錢打賞。這充分證明了技術或產品價值絕非客觀孤立存在，而是高度依賴於展示舞台、情境脈絡與行銷包裝之賦能。</w:t>
       </w:r>
     </w:p>
     <w:p>
@@ -79,7 +79,7 @@
           <w:i w:val="0"/>
           <w:sz w:val="28"/>
         </w:rPr>
-        <w:t>2. 傳統研發與設計思考（Design Thinking）的盲點對比</w:t>
+        <w:t>2. 合格 TA 選定三大原則與品牌風格外溢效應</w:t>
       </w:r>
     </w:p>
     <w:p>
@@ -95,7 +95,7 @@
           <w:i w:val="0"/>
           <w:sz w:val="24"/>
         </w:rPr>
-        <w:t>課堂剖析了業界常見的兩大無效研發路徑：一是「ODM 代工型」，盲從經銷商指令（如研發抗 60 公里風速之腳踏車麥克風，無騎士能達此速度）；二是「揣摩型研發」，憑空想像痛點導致功能過剩（做 10 個功能有 6 個用戶不需要，反降低意願）。老師指出「設計思考」在商戰之盲區：翻背包同理心觀察效率低且缺乏代表性；未先定義 TA 易推導出偽需求；賈伯斯與福特曾言使用者說不出自己真正缺少什麼；缺乏競品真空對比易盲目投入已被滿足之偽市場。</w:t>
+        <w:t>合格目標客群（TA）嚴禁模糊寬泛（如界定為18至65歲女性），必須嚴格通過三大判準：第一是具備實質支付意願之「購買權力」；第二是有權決定在情境中採納的「部署權力（Deploy）」；第三是具備充足預算規模之「有價值群體」。TA亦決定品牌語言風格，青年喜好諧音梗，商務客重信任感；精準定位能引發外溢效應，正如即便不常運動者亦會認同Nike之挑戰精神而買單。</w:t>
       </w:r>
     </w:p>
     <w:p>
@@ -111,7 +111,7 @@
           <w:i w:val="0"/>
           <w:sz w:val="28"/>
         </w:rPr>
-        <w:t>3. 運用第一性原理的四大執行步驟（找根本真理，再來推理）</w:t>
+        <w:t>3. 12 品牌原型（Brand Archetypes）擬人化與單一原型原則</w:t>
       </w:r>
     </w:p>
     <w:p>
@@ -127,7 +127,7 @@
           <w:i w:val="0"/>
           <w:sz w:val="24"/>
         </w:rPr>
-        <w:t>第一性原理實戰遵循「選擇 → 分析 → 比較 → 創意」嚴謹四步驟：步驟 1 選擇（定位 TA → 事 → 物），嚴禁抽象詞彙，極致精準（如外送員、露營者）並保持 Day One 專注；步驟 2 分析（列出不可違背之 Must-haves），提煉該 TA 絕不妥協之本質需求（如外送員支架防雨防曬充電防偷）；步驟 3 比較（建立競品矩陣尋找真空），若競品僅滿足少數需求，便鎖定市場真空；步驟 4 創意與變革，透過增減規格（充氣睡袋）、更換材質（Gore-Tex 驅蟲纖維）、副產品賦能與商業模式創新達成顛覆，如課堂演練之充氣睡袋與保溫杯。</w:t>
+        <w:t>品牌是顧客對企業「言行一致」的累積印象，最具穿透力之塑造法是將品牌擬人化，且須嚴格遵守「單一原型原則」。課堂詳析12原型特質：英雄（挑戰自我）、創造者（門檻過高易給用戶壓力）、凡夫俗子（安心無門檻）、魔術師（如迪士尼/Dyson將技術隱形化創造驚豔轉化）、智者（求真）、探險家、天真者、情人與統治者等原型定位。</w:t>
       </w:r>
     </w:p>
     <w:p>
@@ -143,7 +143,7 @@
           <w:i w:val="0"/>
           <w:sz w:val="28"/>
         </w:rPr>
-        <w:t>4. 目標客群（TA）策略起點與合格 TA 三要素</w:t>
+        <w:t>4. 碎片化媒體環境與突破雜訊命名三大原則</w:t>
       </w:r>
     </w:p>
     <w:p>
@@ -159,7 +159,7 @@
           <w:i w:val="0"/>
           <w:sz w:val="24"/>
         </w:rPr>
-        <w:t>TA 是商業推導的唯一源頭。以腳踏車為例，一般消費者求休閒限量，物流業求載重耐磨，政府 UBike 求公共形象與高周轉，選手求極致輕量，不同 TA 導出完全平行的商業模式。合格 TA 必須兼具三大要素：具備直接付費的「購買權利」、決定部署給自己或組織使用的「部署權利（Deploy）」，以及具備社群信任的「影響力族群」。同時融入猶太商道智慧：專做女人的生意（家庭消費主導）、有錢人的生意（重視價值不計小錢）與嘴巴的生意（高頻日常剛需）。</w:t>
+        <w:t>現代傳播已由傳統電視老三台之全民洗腦覆蓋，劇烈轉變為社群演算法下的極度碎片化。在此環境中，品牌命名須遵守三大原則：第一為「容易識別」，名稱務必短且直覺（零理解成本），避開難拼外文（如「老屋放心專家」創千萬營收）；第二為「容易連接」，藉色彩建立情緒共鳴；第三為「減少雜訊」，去除多餘圖案干擾以保持極簡專注。</w:t>
       </w:r>
     </w:p>
     <w:p>
@@ -175,7 +175,7 @@
           <w:i w:val="0"/>
           <w:sz w:val="28"/>
         </w:rPr>
-        <w:t>5. 課堂小組提案規範與案例研討（AI 是 Must，簡單是 Option）</w:t>
+        <w:t>5. 視覺降噪、色彩心理學與字型轉換率提升 35%</w:t>
       </w:r>
     </w:p>
     <w:p>
@@ -191,7 +191,39 @@
           <w:i w:val="0"/>
           <w:sz w:val="24"/>
         </w:rPr>
-        <w:t>姚長安老師對期末提案下達鐵律：提案必須結合「AI 應用元素」，且技術上必須可被具體實現，杜絕空想。課堂案例展現了具體解題方向：如第 5 組針對無陽台租屋族曬衣發霉痛點，運用 AI 自動感測環境濕度（&gt;65% 啟動、&lt;30% 關閉）並預測乾衣時間，延伸出微型乾衣夾與 App 聯動；寵物防走失與健康監測組則利用家用基地台設定離家警報，並結合貓砂尿路 pH 感測晶片進行 AI 異常預警，完美契合「痛點 Must-haves ＋ AI 模組」之落地架構。</w:t>
+        <w:t>視覺設計須落實降噪哲學，剔除多餘人物圖例干擾以降低認知負擔。在色彩心理學上，建議以純白為底達成極致降噪，搭配單一核心主色彰顯個性。研究指出合適字型能將轉換率大幅提升高達 35%，但必須提出合理之「說明理由」（如調味品採手寫體象徵手作溫度）。設計者可善用 100font 與 iFontCloud 等開放資源，為不同使用情境挑選最適字型資產。</w:t>
+      </w:r>
+    </w:p>
+    <w:p>
+      <w:pPr>
+        <w:keepNext/>
+        <w:spacing w:line="360" w:lineRule="auto" w:after="20" w:before="30"/>
+        <w:jc w:val="left"/>
+      </w:pPr>
+      <w:r>
+        <w:rPr>
+          <w:rFonts w:ascii="Times New Roman" w:hAnsi="Times New Roman" w:eastAsia="標楷體" w:cs="Times New Roman"/>
+          <w:b/>
+          <w:i w:val="0"/>
+          <w:sz w:val="28"/>
+        </w:rPr>
+        <w:t>6. HAMP 效益法則發想 Slogan 與「以終為始」價值主張推導</w:t>
+      </w:r>
+    </w:p>
+    <w:p>
+      <w:pPr>
+        <w:keepNext w:val="0"/>
+        <w:spacing w:line="360" w:lineRule="auto" w:after="30" w:before="0"/>
+        <w:jc w:val="left"/>
+      </w:pPr>
+      <w:r>
+        <w:rPr>
+          <w:rFonts w:ascii="Times New Roman" w:hAnsi="Times New Roman" w:eastAsia="標楷體" w:cs="Times New Roman"/>
+          <w:b w:val="0"/>
+          <w:i w:val="0"/>
+          <w:sz w:val="24"/>
+        </w:rPr>
+        <w:t>標語發想須跳脫空洞形容詞，導入 HAMP 法則承諾具體效益：H（形象提升如十秒優雅控場）、A（時間成果）、R/P（關係連結）與 M（Money 金錢利益如拿下千萬商業訂單）。更進一步落實「以終為始」價值主張公式：產品服務能為【什麼人】解決【什麼問題】＝會得到【問題相反的情境】＝【嚮往的未來】。從終局成果反向推導，使價值提案具備不可動搖之說服力。</w:t>
       </w:r>
     </w:p>
     <w:p>
@@ -223,7 +255,7 @@
           <w:i w:val="0"/>
           <w:sz w:val="24"/>
         </w:rPr>
-        <w:t>身為北科大互動設計系大三學生，以崇尚極致效率與硬派電資邏輯的視角坐在教室裡，聽完這堂課最震撼的反思是：老師用第一性原理，把傳統設計思考的虛浮玄學徹底打破！在設計系最讓人窒息的內耗，莫過於毫無量化依據的主觀美感發散、翻翻背包就自以為理解世界的偽同理心，以及專題大評時自嗨刻了十幾個炫砲動效，結果被評審一句「使用者憑什麼買單？」問到啞口無言。老師強調的「拆解到不可違背之根本真理，再做純邏輯推理」，其底層根本不是設計感性，而是徹頭徹尾的工程師與數學家思維——公理化推導（Axiomatic Derivation）。</w:t>
+        <w:t>身為北科大互動設計系大三學生，帶著工程師硬派思維坐在教室裡，聽完這堂課受到最震撼的衝擊莫過於「紐約地鐵小提琴實驗」！在理工與技術開發的同溫層中，我們太容易陷入「只要技術夠深、演算法夠強，使用者自然會跪著買單」的傲慢盲點；然而當頂尖小提琴大師拿著三百萬美金的名琴在地鐵站只能賺得三十幾美元時，殘酷的現實狠狠給了我一記耳光：技術從來不是客觀孤立的價值，如果沒有精準的舞台脈絡、情境包裝與行銷賦能，再頂尖的演算法也只是一堆無人問津的自嗨代碼。</w:t>
       </w:r>
     </w:p>
     <w:p>
@@ -239,7 +271,7 @@
           <w:i w:val="0"/>
           <w:sz w:val="24"/>
         </w:rPr>
-        <w:t>看穿這點後，我意識到課堂作業的本質並非天馬行空的靈感創作，而是帶有約束條件（Constraint）的標準解題模型：精準 TA → 核心痛點 Must-haves → 競品真空 → 注入 AI 模組 → 搭配商業閉環。更深一層的終極悟道在於：我自己的考研決策，正是第一性原理的最佳體現！傳統路徑盲目迎合 GPA 與教授喜好去賭推甄，變數極大；而我的第一性原理推導是：進一線科技大廠的核心是「頂大 CS 純血碩士門票＋演算法硬實力」，筆試分數是唯一的客觀真理。我早已用第一性原理，將自己的人生從主觀設計泥淖，暴力轉向頂大資工的硬派主線！</w:t>
+        <w:t>更讓我深感共鳴的是產品哲學上的重大昇華：「讓工具去理解人，而不是讓人去理解工具！」過去在做軟硬體整合時，我總習慣把介面塞滿調校參數，甚至暗自責怪使用者不會操作；但真正的科技最高境界，是像「魔術師」一樣將所有繁瑣的感測與運算在背後悄悄隱形，讓使用者在舞台上感受不到任何科技負擔。結合「以終為始」的推導公式，我徹底領悟到期末提案的勝負關鍵，不在於展示了多少複雜架構，而在於能否為台上簡報者創造行雲流水、拿下千萬訂單的優雅未來！</w:t>
       </w:r>
     </w:p>
     <w:p>
@@ -271,7 +303,7 @@
           <w:i w:val="0"/>
           <w:sz w:val="24"/>
         </w:rPr>
-        <w:t>目前我與組員正進行大三專題《AURA LAB：智慧情緒調香快閃終端》研發。若時間重來，結合第一性原理四步驟與合格 TA 規範，我們以【技術長 (Tech Lead)】視角做出四大重構：</w:t>
+        <w:t>目前我與組員正進行大三專案《【慧演 Hui Yan】：智慧手勢控場演講手套》研發。若時間重來，結合本週品牌行銷與產品哲學，我們以【技術長 (Tech Lead)】視角做出四大重構：</w:t>
       </w:r>
     </w:p>
     <w:p>
@@ -287,7 +319,7 @@
           <w:i w:val="0"/>
           <w:sz w:val="28"/>
         </w:rPr>
-        <w:t>1. 應用第一性原理：剪除過剩功能，鎖定三大不可違背 Must-haves</w:t>
+        <w:t>1. 貫徹「讓工具去理解人」：演算法全面隱形化，終結台上操作焦慮</w:t>
       </w:r>
     </w:p>
     <w:p>
@@ -303,7 +335,7 @@
           <w:i w:val="0"/>
           <w:sz w:val="24"/>
         </w:rPr>
-        <w:t>過往團隊陷入揣摩型研發，試圖塞入自動精密調香的步進馬達與電磁閥，導致原預估機構成本高達 42,000 元且極易堵塞。回歸第一性原理分析：用戶在快閃店的情緒本質是「3 分鐘即時情緒撫慰與專屬儀式感」，物理混液純屬自嗨。我們果斷剪枝，硬體成本直接驟降至 3,800 元以內，確立三大核心：秒級情緒快篩診斷、高辨識度調香基底，以及熱感實體籤詩票根。捨棄重型機構，故障率歸零，確保極致勝算。</w:t>
+        <w:t>若時間重來，在軟體架構上我會徹底揚棄在手套上配置實體按鈕與螢幕的自嗨做法。回歸課堂哲學：「讓工具去理解人，而不是讓人去理解工具；裝備不該成為人的阻礙」。我們改採隱形感測演算法與微型 IMU 姿態解算，在後台無延遲捕捉自然手勢，講者無需記憶指令，系統與簡報軟體無縫對接，將科技負擔降為零。</w:t>
       </w:r>
     </w:p>
     <w:p>
@@ -319,7 +351,7 @@
           <w:i w:val="0"/>
           <w:sz w:val="28"/>
         </w:rPr>
-        <w:t>2. 穿透合格 TA 三要素：鎖定商場快閃白領，兼具購買、部署與影響力</w:t>
+        <w:t>2. 穿透合格 TA 三要素審查：鎖定高壓簡報者，兼具購買與部署權</w:t>
       </w:r>
     </w:p>
     <w:p>
@@ -335,7 +367,7 @@
           <w:i w:val="0"/>
           <w:sz w:val="24"/>
         </w:rPr>
-        <w:t>揚棄模糊的大眾標籤，精準鎖定合格 TA 為 22-35 歲都會高壓白領族群與休閒情侶：(1) 購買權利：單次客製情緒調香體驗 150～200 元（無痛小額消費），屬無痛小額消費；(2) 部署權利：模組化便攜機身，快閃主辦方能一鍵租賃即插即用；(3) 影響力族群：印出的熱感籤詩雷達圖自帶極強社群炫耀屬性，引發 IG 限動擴散，完美符合猶太商道「做女人、有錢人與高頻情緒剛需」之哲學。</w:t>
+        <w:t>揚棄模糊學生市場，精準定錨合格 TA 為 高壓簡報者、創業 Pitch 團隊與商務演講者（具直接購買與部署權利）：(1) 購買權：單套定價 2,500～3,500 元，商務人士具充分自購與報帳意願；(2) 部署權：超小型接收器隨插即用，講者自主決定在發表會部署；(3) 價值群體：每年數萬場 Pitch 與商務論壇，市場集中且願為勝率支付高溢價。</w:t>
       </w:r>
     </w:p>
     <w:p>
@@ -351,7 +383,7 @@
           <w:i w:val="0"/>
           <w:sz w:val="28"/>
         </w:rPr>
-        <w:t>3. 實踐「AI 是 Must」架構：結合輕量情緒模型敏捷搭建演算法閉環</w:t>
+        <w:t>3. 定錨「魔術師」品牌原型：落實「盡情在我」之流暢控場機制</w:t>
       </w:r>
     </w:p>
     <w:p>
@@ -367,7 +399,7 @@
           <w:i w:val="0"/>
           <w:sz w:val="24"/>
         </w:rPr>
-        <w:t>拒絕空泛概念，落實技術可行性：團隊運用 Cursor 敏捷搭建輕量化情緒分類模型，透過 H5 介面接收心理選詞，毫秒級輸出專屬調香配方；同時透過 ESP32 與 Serial Port 驅動微型熱感印表機吐出籤詩，上附動態 QR Code 綁定 LINE 官方帳號會員情緒日誌，將線下單次停留沉澱為線上長效數據資產，達成一人企業級的高效閉環。</w:t>
+        <w:t>對標課堂 12 原型，全團隊鎖定「魔術師 (Magician) ✕ 智者 (Sage)」為唯一原型。演講手套價值在於營造「盡情在我（擺脫按鍵干擾，肢體自由發揮）」掌控感。講者在台上不必分心看螢幕或低頭找簡報筆，只需揮灑自然手勢，投影片即如魔術般精準跳轉，將技術完全隱形，賦予講者指揮家般的自信。</w:t>
       </w:r>
     </w:p>
     <w:p>
@@ -383,7 +415,7 @@
           <w:i w:val="0"/>
           <w:sz w:val="28"/>
         </w:rPr>
-        <w:t>4. 對標期末提案競賽與 U-Start 補助：結合永續循環精油深化護城河</w:t>
+        <w:t>4. 導入 HAMP 法則與「以終為始」公式：重構標語對標千萬訂單</w:t>
       </w:r>
     </w:p>
     <w:p>
@@ -399,7 +431,7 @@
           <w:i w:val="0"/>
           <w:sz w:val="24"/>
         </w:rPr>
-        <w:t>對標課堂規範，我們將 AURA LAB 基底香氛結合 格外品柑橘果皮冷壓循環萃取精油（鎖定淨零碳排賽道），主動扣合政府政策青睞的「淨零碳排與循環永續」賽道。全組導入真實創業機制，設定嚴格里程碑：第 6 週完成校內快閃盲測驗證，第 12 週產出教育部 U-Start 計畫書，以客觀數據驅動迭代，在專題競賽中強勢突圍。</w:t>
+        <w:t>全面捨棄空泛口號，導入 H+M 效益法則提煉標語：「用指揮家般的優雅手勢（H），拿下千萬級別的商業訂單（M）」。嚴格代入課堂公式：能為高壓簡報與 Pitch 團隊解決台上緊張卡頓與頻繁按筆問題，獲得指揮家般優雅流暢控場力，實現順利拿下千萬商業訂單的嚮往未來。全組按此推進專案，第 6 週前完成 30 位講者盲測，第 12 週產出創業計畫書，用純客觀數據強勢突圍。</w:t>
       </w:r>
     </w:p>
     <w:p>
@@ -420,7 +452,7 @@
           <w:i w:val="0"/>
           <w:sz w:val="28"/>
         </w:rPr>
-        <w:t>四、課堂實作對標：第一性原理推演與競品真空分析矩陣</w:t>
+        <w:t>四、課堂實作對標：12 品牌原型與「以終為始」價值主張對標矩陣</w:t>
       </w:r>
     </w:p>
     <w:p>
@@ -436,7 +468,7 @@
           <w:i w:val="0"/>
           <w:sz w:val="24"/>
         </w:rPr>
-        <w:t>本章節嚴格對標本週課堂第一性原理四大步驟（選擇/分析/比較/創意）與合格 TA 檢驗模型，將《AURA LAB：智慧情緒調香快閃終端》與市場現存方案進行橫向真空交叉比對，提煉不可複製之核心護城河：</w:t>
+        <w:t>本章節嚴格對標本週課堂品牌行銷方法論（12品牌原型擬人化/突破雜訊命名三大原則/HAMP Slogan/以終為始公式），將《【慧演 Hui Yan】：智慧手勢控場演講手套》與市場現存方案進行橫向真空交叉比對，提煉不可複製之核心護城河：</w:t>
       </w:r>
     </w:p>
     <w:tbl>
@@ -457,7 +489,7 @@
         <w:tc>
           <w:tcPr>
             <w:tcW w:type="dxa" w:w="1872"/>
-            <w:shd w:fill="2D3748"/>
+            <w:shd w:fill="1E3A8A"/>
             <w:tcBorders>
               <w:top w:val="single" w:sz="4" w:space="0" w:color="CBD5E1"/>
               <w:left w:val="single" w:sz="4" w:space="0" w:color="CBD5E1"/>
@@ -485,7 +517,7 @@
         <w:tc>
           <w:tcPr>
             <w:tcW w:type="dxa" w:w="1872"/>
-            <w:shd w:fill="2D3748"/>
+            <w:shd w:fill="1E3A8A"/>
             <w:tcBorders>
               <w:top w:val="single" w:sz="4" w:space="0" w:color="CBD5E1"/>
               <w:left w:val="single" w:sz="4" w:space="0" w:color="CBD5E1"/>
@@ -506,14 +538,14 @@
                 <w:color w:val="FFFFFF"/>
                 <w:sz w:val="20"/>
               </w:rPr>
-              <w:t>AURA LAB 快閃終端</w:t>
+              <w:t>【慧演】演講手套</w:t>
             </w:r>
           </w:p>
         </w:tc>
         <w:tc>
           <w:tcPr>
             <w:tcW w:type="dxa" w:w="1728"/>
-            <w:shd w:fill="2D3748"/>
+            <w:shd w:fill="1E3A8A"/>
             <w:tcBorders>
               <w:top w:val="single" w:sz="4" w:space="0" w:color="CBD5E1"/>
               <w:left w:val="single" w:sz="4" w:space="0" w:color="CBD5E1"/>
@@ -534,14 +566,14 @@
                 <w:color w:val="FFFFFF"/>
                 <w:sz w:val="20"/>
               </w:rPr>
-              <w:t>傳統專櫃香水</w:t>
+              <w:t>傳統手持簡報筆</w:t>
             </w:r>
           </w:p>
         </w:tc>
         <w:tc>
           <w:tcPr>
             <w:tcW w:type="dxa" w:w="1728"/>
-            <w:shd w:fill="2D3748"/>
+            <w:shd w:fill="1E3A8A"/>
             <w:tcBorders>
               <w:top w:val="single" w:sz="4" w:space="0" w:color="CBD5E1"/>
               <w:left w:val="single" w:sz="4" w:space="0" w:color="CBD5E1"/>
@@ -562,14 +594,14 @@
                 <w:color w:val="FFFFFF"/>
                 <w:sz w:val="20"/>
               </w:rPr>
-              <w:t>實體手作調香教室</w:t>
+              <w:t>投影片跳頁踏板</w:t>
             </w:r>
           </w:p>
         </w:tc>
         <w:tc>
           <w:tcPr>
             <w:tcW w:type="dxa" w:w="1829"/>
-            <w:shd w:fill="2D3748"/>
+            <w:shd w:fill="1E3A8A"/>
             <w:tcBorders>
               <w:top w:val="single" w:sz="4" w:space="0" w:color="CBD5E1"/>
               <w:left w:val="single" w:sz="4" w:space="0" w:color="CBD5E1"/>
@@ -590,7 +622,7 @@
                 <w:color w:val="FFFFFF"/>
                 <w:sz w:val="20"/>
               </w:rPr>
-              <w:t>線上心理測驗 App</w:t>
+              <w:t>智慧手錶手勢控制</w:t>
             </w:r>
           </w:p>
         </w:tc>
@@ -619,14 +651,14 @@
                 <w:i w:val="0"/>
                 <w:sz w:val="19"/>
               </w:rPr>
-              <w:t>核心第一性原理真理</w:t>
+              <w:t>品牌原型擬人化</w:t>
             </w:r>
           </w:p>
         </w:tc>
         <w:tc>
           <w:tcPr>
             <w:tcW w:type="dxa" w:w="1872"/>
-            <w:shd w:fill="EDF2F7"/>
+            <w:shd w:fill="EFF6FF"/>
             <w:tcBorders>
               <w:top w:val="single" w:sz="4" w:space="0" w:color="CBD5E1"/>
               <w:left w:val="single" w:sz="4" w:space="0" w:color="CBD5E1"/>
@@ -646,7 +678,7 @@
                 <w:i w:val="0"/>
                 <w:sz w:val="19"/>
               </w:rPr>
-              <w:t>3分鐘即時情緒外化與香調交付</w:t>
+              <w:t>魔術師 ✕ 智者（隱形賦能）</w:t>
             </w:r>
           </w:p>
         </w:tc>
@@ -673,7 +705,7 @@
                 <w:i w:val="0"/>
                 <w:sz w:val="19"/>
               </w:rPr>
-              <w:t>品牌溢價/身份地位象徵</w:t>
+              <w:t>凡夫俗子（平淡無奇工具）</w:t>
             </w:r>
           </w:p>
         </w:tc>
@@ -700,7 +732,7 @@
                 <w:i w:val="0"/>
                 <w:sz w:val="19"/>
               </w:rPr>
-              <w:t>深度匠人手作沉浸體驗</w:t>
+              <w:t>凡夫俗子（操作負擔笨重）</w:t>
             </w:r>
           </w:p>
         </w:tc>
@@ -727,7 +759,7 @@
                 <w:i w:val="0"/>
                 <w:sz w:val="19"/>
               </w:rPr>
-              <w:t>瞬時娛樂心理測驗反饋</w:t>
+              <w:t>創造者（高門檻功能繁雜）</w:t>
             </w:r>
           </w:p>
         </w:tc>
@@ -756,14 +788,14 @@
                 <w:i w:val="0"/>
                 <w:sz w:val="19"/>
               </w:rPr>
-              <w:t>目標客群 TA 合格度</w:t>
+              <w:t>命名與突破雜訊</w:t>
             </w:r>
           </w:p>
         </w:tc>
         <w:tc>
           <w:tcPr>
             <w:tcW w:type="dxa" w:w="1872"/>
-            <w:shd w:fill="EDF2F7"/>
+            <w:shd w:fill="EFF6FF"/>
             <w:tcBorders>
               <w:top w:val="single" w:sz="4" w:space="0" w:color="CBD5E1"/>
               <w:left w:val="single" w:sz="4" w:space="0" w:color="CBD5E1"/>
@@ -783,7 +815,7 @@
                 <w:i w:val="0"/>
                 <w:sz w:val="19"/>
               </w:rPr>
-              <w:t>具直接小額購買權+社群影響力</w:t>
+              <w:t>【慧演】雙字/會演與慧眼雙諧音</w:t>
             </w:r>
           </w:p>
         </w:tc>
@@ -810,7 +842,7 @@
                 <w:i w:val="0"/>
                 <w:sz w:val="19"/>
               </w:rPr>
-              <w:t>高預算客群/受櫃姐推銷壓力</w:t>
+              <w:t>純規格名/無品牌情感連接</w:t>
             </w:r>
           </w:p>
         </w:tc>
@@ -837,7 +869,7 @@
                 <w:i w:val="0"/>
                 <w:sz w:val="19"/>
               </w:rPr>
-              <w:t>需高額時間與金錢預算</w:t>
+              <w:t>功能描述名/毫無記憶點</w:t>
             </w:r>
           </w:p>
         </w:tc>
@@ -864,7 +896,7 @@
                 <w:i w:val="0"/>
                 <w:sz w:val="19"/>
               </w:rPr>
-              <w:t>零付費門檻但缺乏實體部署權</w:t>
+              <w:t>通用科技名/缺乏專注場景</w:t>
             </w:r>
           </w:p>
         </w:tc>
@@ -893,14 +925,14 @@
                 <w:i w:val="0"/>
                 <w:sz w:val="19"/>
               </w:rPr>
-              <w:t>不可妥協 Must-haves</w:t>
+              <w:t>HAMP 標語效益</w:t>
             </w:r>
           </w:p>
         </w:tc>
         <w:tc>
           <w:tcPr>
             <w:tcW w:type="dxa" w:w="1872"/>
-            <w:shd w:fill="EDF2F7"/>
+            <w:shd w:fill="EFF6FF"/>
             <w:tcBorders>
               <w:top w:val="single" w:sz="4" w:space="0" w:color="CBD5E1"/>
               <w:left w:val="single" w:sz="4" w:space="0" w:color="CBD5E1"/>
@@ -920,7 +952,7 @@
                 <w:i w:val="0"/>
                 <w:sz w:val="19"/>
               </w:rPr>
-              <w:t>秒級快篩+專屬籤詩+零故障率</w:t>
+              <w:t>優雅手勢(H)+千萬訂單(M)</w:t>
             </w:r>
           </w:p>
         </w:tc>
@@ -947,7 +979,7 @@
                 <w:i w:val="0"/>
                 <w:sz w:val="19"/>
               </w:rPr>
-              <w:t>香氣持久+奢華瓶身設計</w:t>
+              <w:t>遙控投影片/無效益承諾</w:t>
             </w:r>
           </w:p>
         </w:tc>
@@ -974,7 +1006,7 @@
                 <w:i w:val="0"/>
                 <w:sz w:val="19"/>
               </w:rPr>
-              <w:t>專業調香師一對一耗時指導</w:t>
+              <w:t>解放雙手/無形象金錢利益</w:t>
             </w:r>
           </w:p>
         </w:tc>
@@ -1001,7 +1033,7 @@
                 <w:i w:val="0"/>
                 <w:sz w:val="19"/>
               </w:rPr>
-              <w:t>趣味題型/無實體氣味載體</w:t>
+              <w:t>隨心揮舞/易誤觸缺乏信任</w:t>
             </w:r>
           </w:p>
         </w:tc>
@@ -1030,14 +1062,14 @@
                 <w:i w:val="0"/>
                 <w:sz w:val="19"/>
               </w:rPr>
-              <w:t>競品真空與 AI 創新</w:t>
+              <w:t>以終為始價值主張</w:t>
             </w:r>
           </w:p>
         </w:tc>
         <w:tc>
           <w:tcPr>
             <w:tcW w:type="dxa" w:w="1872"/>
-            <w:shd w:fill="EDF2F7"/>
+            <w:shd w:fill="EFF6FF"/>
             <w:tcBorders>
               <w:top w:val="single" w:sz="4" w:space="0" w:color="CBD5E1"/>
               <w:left w:val="single" w:sz="4" w:space="0" w:color="CBD5E1"/>
@@ -1057,7 +1089,7 @@
                 <w:i w:val="0"/>
                 <w:sz w:val="19"/>
               </w:rPr>
-              <w:t>AI情緒算力+熱感私域閉環真空</w:t>
+              <w:t>消滅卡頓緊張/拿下千萬訂單</w:t>
             </w:r>
           </w:p>
         </w:tc>
@@ -1084,7 +1116,7 @@
                 <w:i w:val="0"/>
                 <w:sz w:val="19"/>
               </w:rPr>
-              <w:t>無數據沉澱/重資本存貨壓力</w:t>
+              <w:t>需手持按鍵/易分心緊張</w:t>
             </w:r>
           </w:p>
         </w:tc>
@@ -1111,7 +1143,7 @@
                 <w:i w:val="0"/>
                 <w:sz w:val="19"/>
               </w:rPr>
-              <w:t>難以規模化/坪效極低</w:t>
+              <w:t>固定於講台地面/限制走動</w:t>
             </w:r>
           </w:p>
         </w:tc>
@@ -1138,7 +1170,7 @@
                 <w:i w:val="0"/>
                 <w:sz w:val="19"/>
               </w:rPr>
-              <w:t>充斥同質化/極易被複製取代</w:t>
+              <w:t>需盯手錶螢幕/打斷眼神接觸</w:t>
             </w:r>
           </w:p>
         </w:tc>
@@ -1157,7 +1189,7 @@
           <w:i w:val="0"/>
           <w:sz w:val="24"/>
         </w:rPr>
-        <w:t>(一) 第一性原理 Must-haves 拆解與架構剪枝驗證</w:t>
+        <w:t>(一) 「讓工具去理解人」之魔術師原型與技術隱形化</w:t>
       </w:r>
     </w:p>
     <w:p>
@@ -1173,7 +1205,7 @@
           <w:i w:val="0"/>
           <w:sz w:val="21"/>
         </w:rPr>
-        <w:t>經由課堂反向推導，我們深刻認清「使用者要的是 3 分鐘被即時同理的情緒氣味交付，而非觀看馬達機械滴定」。在果斷剔除 7 項不必要的機械傳動冗餘後，終端硬體成本由 42,000 元直接驟降至 3,800 元以內。這正呼應了 Elon Musk 的電池解構邏輯：當我們把系統拆解到不可違背之物理核心，不僅徹底消除了高昂的試錯門檻，更使團隊能全力集中在 AI 情緒演算法與熱感籤詩的互動穩定性上。</w:t>
+        <w:t>課堂強調產品設計哲學在於「讓工具去理解人，而不是讓人去理解工具」。【慧演】演講手套將品牌原型嚴格定錨為「魔術師 ✕ 智者」，工程核心不是在手套上堆砌按鈕，而是透過微型感測演算法在後台默默解析自然手勢。將複雜的電子電路徹底隱形化，講者在台上絲毫感受不到科技負擔，達到如魔術般流暢的舞台表現，徹底杜絕硬體成為人身操作阻礙的工程悲劇。</w:t>
       </w:r>
     </w:p>
     <w:p>
@@ -1189,7 +1221,7 @@
           <w:i w:val="0"/>
           <w:sz w:val="24"/>
         </w:rPr>
-        <w:t>(二) 合格 TA 三要素審查與猶太商道定位吻合度</w:t>
+        <w:t>(二) 突破雜訊命名【慧演】與雙重諧音策略之記憶度分析</w:t>
       </w:r>
     </w:p>
     <w:p>
@@ -1205,7 +1237,7 @@
           <w:i w:val="0"/>
           <w:sz w:val="21"/>
         </w:rPr>
-        <w:t>在審查合格 TA 三要素時，AURA LAB 精準切中了年輕白領對「小確幸即時慰藉」的支配預算（具 150～200 元直接購買權），並讓快閃主辦方擁有「低門檻租賃」引流人潮的決定權（部署權利）。這完全吻合猶太商道「鎖定女性情緒支配權」與「高頻精神快消」的商業底層邏輯，避開了傳統文創硬體客群付費意願低、市場天花板狹隘的致命泥淖。</w:t>
+        <w:t>依據突破雜訊命名三大原則（容易識別、容易連接、減少雜訊），【慧演】以雙字極簡結構直擊本質。其雙重諧音具備強大傳播力：一方面賦予講者「很會演講、優雅演繹」的舞台自信；另一方面契合投資人「慧眼識英雄」之審美心理。名稱短小俐落、零拼讀門檻，能以最低溝通成本穿透碎片化媒體雜訊，在潛在客戶腦海中秒級建立深層認知印記。</w:t>
       </w:r>
     </w:p>
     <w:p>
@@ -1221,7 +1253,7 @@
           <w:i w:val="0"/>
           <w:sz w:val="24"/>
         </w:rPr>
-        <w:t>(三) 「AI 是 Must」之技術可行性驗證與期末里程碑</w:t>
+        <w:t>(三) 「以終為始」價值主張推導與千萬商業訂單落地閉環</w:t>
       </w:r>
     </w:p>
     <w:p>
@@ -1237,7 +1269,7 @@
           <w:i w:val="0"/>
           <w:sz w:val="21"/>
         </w:rPr>
-        <w:t>對標課堂鐵律，AURA LAB 的 AI 演算法絕非虛構宣傳，而是以實際可運行的輕量模型部署於 Web 端，並透過 ESP32 與實體終端無延遲通訊。團隊已排定於第 6 週前完成校內快閃人流盲測壓力測試，並於第 12 週前完成教育部 U-Start 申請計畫書撰寫，以工程師的純客觀數據驅動迭代，落實勝兵先勝的商業閉環。</w:t>
+        <w:t>對標課堂價值主張公式：【慧演】為高壓簡報與 Pitch 團隊解決台上緊張卡頓與頻繁按筆問題，獲得指揮家般優雅控場力，實現拿下千萬商業訂單的嚮往未來。團隊已排定在第 6 週前完成校內 Pitch 實測與手勢辨識精度校準，並於第 12 週前完成專利佈局與 U-Start 計畫書，以扎實數據印證行銷勝於產品的商戰公理。</w:t>
       </w:r>
     </w:p>
     <w:sectPr>
@@ -1267,7 +1299,7 @@
         <w:color w:val="64748B"/>
         <w:sz w:val="18"/>
       </w:rPr>
-      <w:t>課程名稱：創業0到2的思維與實作　　筆記課程主題：第一性原理思考、TA精準定位與創新商業實演　　授課老師：姚長安 老師</w:t>
+      <w:t>課程名稱：創業0到2的思維與實作　　筆記課程主題：行銷定位、12品牌原型、命名降噪與價值主張　　授課老師：姚長安 老師</w:t>
     </w:r>
   </w:p>
   <w:p>

--- a/downloads/互動三_113AC1013_李承祐.docx
+++ b/downloads/互動三_113AC1013_李承祐.docx
@@ -1297,9 +1297,9 @@
         <w:b w:val="0"/>
         <w:i w:val="0"/>
         <w:color w:val="64748B"/>
-        <w:sz w:val="18"/>
-      </w:rPr>
-      <w:t>課程名稱：創業0到2的思維與實作　　筆記課程主題：行銷定位、12品牌原型、命名降噪與價值主張　　授課老師：姚長安 老師</w:t>
+        <w:sz w:val="17"/>
+      </w:rPr>
+      <w:t>課程名稱：創業0到2的思維與實作  筆記課程主題：12品牌原型、命名降噪與價值主張  授課老師：姚長安 老師</w:t>
     </w:r>
   </w:p>
   <w:p>
@@ -1313,9 +1313,9 @@
         <w:b w:val="0"/>
         <w:i w:val="0"/>
         <w:color w:val="64748B"/>
-        <w:sz w:val="18"/>
-      </w:rPr>
-      <w:t>學生姓名：李承祐（互動設計系三年級）　　學號：113AC1013　　學校：國立臺北科技大學</w:t>
+        <w:sz w:val="17"/>
+      </w:rPr>
+      <w:t>學生姓名：李承祐（互動設計系三年級）  學號：113AC1013  學校：國立臺北科技大學</w:t>
     </w:r>
   </w:p>
 </w:hdr>

--- a/downloads/互動三_113AC1013_李承祐.docx
+++ b/downloads/互動三_113AC1013_李承祐.docx
@@ -15,7 +15,7 @@
           <w:i w:val="0"/>
           <w:sz w:val="32"/>
         </w:rPr>
-        <w:t>創業品牌行銷實務：從地鐵小提琴實驗、12品牌原型到「以終為始」價值主張推導</w:t>
+        <w:t>創業簡報與說服架構：從首因效應、S.U.L.O. 訴說公式到峰終定律與行動呼籲實戰</w:t>
       </w:r>
     </w:p>
     <w:p>
@@ -47,7 +47,7 @@
           <w:i w:val="0"/>
           <w:sz w:val="28"/>
         </w:rPr>
-        <w:t>1. 行銷勝於產品哲學與紐約地鐵小提琴實驗啟示</w:t>
+        <w:t>1. 時間效應、首因效應與拒絕傳統無效開場</w:t>
       </w:r>
     </w:p>
     <w:p>
@@ -63,7 +63,7 @@
           <w:i w:val="0"/>
           <w:sz w:val="24"/>
         </w:rPr>
-        <w:t>課堂剖析了理工創業者常見的「酒香不怕巷子深」與過度沉溺技術升級之盲點。經典案例是紐約地鐵小提琴實驗：國際頂尖演奏家手持要價三百萬美元名琴，在國家級音樂廳門票高達數百美元，但置身於地鐵站通道演奏十餘分鐘僅獲三十餘元零錢打賞。這充分證明了技術或產品價值絕非客觀孤立存在，而是高度依賴於展示舞台、情境脈絡與行銷包裝之賦能。</w:t>
+        <w:t>課堂直擊創業 Pitch 的殘酷時間律：開場前 5 秒決定聽眾是否抬頭，30 秒決定是否繼續傾聽，前 60 秒更直接定錨後續 5 至 10 分鐘的專注度（首因效應）。傳統「各位老師同學好，我是某某某，以下是大綱」的開場公式，形同白白葬送最珍貴的黃金 60 秒。高說服力的簡報必須在開場瞬間擊穿聽眾防線，建立強烈認知連結。</w:t>
       </w:r>
     </w:p>
     <w:p>
@@ -79,7 +79,7 @@
           <w:i w:val="0"/>
           <w:sz w:val="28"/>
         </w:rPr>
-        <w:t>2. 合格 TA 選定三大原則與品牌風格外溢效應</w:t>
+        <w:t>2. 四大開場技巧：S.U.L.O. 與 P.R.O. 訴說公式之心理機制</w:t>
       </w:r>
     </w:p>
     <w:p>
@@ -95,7 +95,7 @@
           <w:i w:val="0"/>
           <w:sz w:val="24"/>
         </w:rPr>
-        <w:t>合格目標客群（TA）嚴禁模糊寬泛（如界定為18至65歲女性），必須嚴格通過三大判準：第一是具備實質支付意願之「購買權力」；第二是有權決定在情境中採納的「部署權力（Deploy）」；第三是具備充足預算規模之「有價值群體」。TA亦決定品牌語言風格，青年喜好諧音梗，商務客重信任感；精準定位能引發外溢效應，正如即便不常運動者亦會認同Nike之挑戰精神而買單。</w:t>
+        <w:t>訴說公式的核心在於第一句話必須包含「你」，誘發自我參照效應。課堂剖析 S.U.L.O. 架構（S 損失、U 你、L 缺少拼圖、O 對比）與 P.R.O. 模型（P 觀點、R 理由、O 收獲），深度錨定人類之「損失規避」心理本能。相較於獲得利益，痛失既有優勢的恐懼更能驅動聽眾專注，使提案在開場便具備不可忽視的情緒張力。</w:t>
       </w:r>
     </w:p>
     <w:p>
@@ -111,7 +111,7 @@
           <w:i w:val="0"/>
           <w:sz w:val="28"/>
         </w:rPr>
-        <w:t>3. 12 品牌原型（Brand Archetypes）擬人化與單一原型原則</w:t>
+        <w:t>3. 權威數據、現場道具示範與破除「知識的詛咒」</w:t>
       </w:r>
     </w:p>
     <w:p>
@@ -127,7 +127,7 @@
           <w:i w:val="0"/>
           <w:sz w:val="24"/>
         </w:rPr>
-        <w:t>品牌是顧客對企業「言行一致」的累積印象，最具穿透力之塑造法是將品牌擬人化，且須嚴格遵守「單一原型原則」。課堂詳析12原型特質：英雄（挑戰自我）、創造者（門檻過高易給用戶壓力）、凡夫俗子（安心無門檻）、魔術師（如迪士尼/Dyson將技術隱形化創造驚豔轉化）、智者（求真）、探險家、天真者、情人與統治者等原型定位。</w:t>
+        <w:t>引用精準數據能觸發從眾效應（羊群效應），結合頂尖期刊或權威實驗（如哈佛研究、米爾格倫實驗）能秒級建立專業信任。在體驗與道具展示上，課堂特別示警：實體設備必須由講者現場完美示範，切忌讓評審親自操作以防生疏翻車。同時工程師必須破除「知識的詛咒」，拒絕堆砌艱澀技術名詞，改以生動故事傳遞本質。</w:t>
       </w:r>
     </w:p>
     <w:p>
@@ -143,7 +143,7 @@
           <w:i w:val="0"/>
           <w:sz w:val="28"/>
         </w:rPr>
-        <w:t>4. 碎片化媒體環境與突破雜訊命名三大原則</w:t>
+        <w:t>4. 簡報中段架構：短期記憶「3 的原則」與創造 100%「閉合感」</w:t>
       </w:r>
     </w:p>
     <w:p>
@@ -159,7 +159,7 @@
           <w:i w:val="0"/>
           <w:sz w:val="24"/>
         </w:rPr>
-        <w:t>現代傳播已由傳統電視老三台之全民洗腦覆蓋，劇烈轉變為社群演算法下的極度碎片化。在此環境中，品牌命名須遵守三大原則：第一為「容易識別」，名稱務必短且直覺（零理解成本），避開難拼外文（如「老屋放心專家」創千萬營收）；第二為「容易連接」，藉色彩建立情緒共鳴；第三為「減少雜訊」，去除多餘圖案干擾以保持極簡專注。</w:t>
+        <w:t>人類大腦短期記憶極限僅為 3 至 5 個（4±1），因此簡報中段架構必須貫徹「3 的原則」。精選 3 個主要競爭對手，精準指出各自最大的 1 個致命痛點，且這些痛點必須由自身產品 100% 徹底攻克。當競品痛點與自身優勢形成完美對接時，能創造出強烈的「閉合感」，使提案被評審選擇之機率翻倍，並顯著拉抬商業採購意願。</w:t>
       </w:r>
     </w:p>
     <w:p>
@@ -175,7 +175,7 @@
           <w:i w:val="0"/>
           <w:sz w:val="28"/>
         </w:rPr>
-        <w:t>5. 視覺降噪、色彩心理學與字型轉換率提升 35%</w:t>
+        <w:t>5. 簡報結尾機制：丹尼爾·卡尼曼峰終定律與拒絕「謝謝大家」</w:t>
       </w:r>
     </w:p>
     <w:p>
@@ -191,7 +191,7 @@
           <w:i w:val="0"/>
           <w:sz w:val="24"/>
         </w:rPr>
-        <w:t>視覺設計須落實降噪哲學，剔除多餘人物圖例干擾以降低認知負擔。在色彩心理學上，建議以純白為底達成極致降噪，搭配單一核心主色彰顯個性。研究指出合適字型能將轉換率大幅提升高達 35%，但必須提出合理之「說明理由」（如調味品採手寫體象徵手作溫度）。設計者可善用 100font 與 iFontCloud 等開放資源，為不同使用情境挑選最適字型資產。</w:t>
+        <w:t>引用諾貝爾獎得主丹尼爾·卡尼曼的「峰終定律」，聽眾對整場簡報的評價深刻取決於「體驗高峰」與「結尾記憶」。結尾嚴禁以平淡的「謝謝大家」劃下句點，否則等同暗示評審開始找碴挑毛病。優秀結尾必須設計一句讓評審無法拒絕、自發投射認同之強效行動呼籲（CTA），並拋出如專利申請或實測數據等出乎意料之驚喜成果。</w:t>
       </w:r>
     </w:p>
     <w:p>
@@ -207,7 +207,7 @@
           <w:i w:val="0"/>
           <w:sz w:val="28"/>
         </w:rPr>
-        <w:t>6. HAMP 效益法則發想 Slogan 與「以終為始」價值主張推導</w:t>
+        <w:t>6. 貫穿說服心理學：損失規避、卡內基溝通與米爾格倫批判思維</w:t>
       </w:r>
     </w:p>
     <w:p>
@@ -223,7 +223,7 @@
           <w:i w:val="0"/>
           <w:sz w:val="24"/>
         </w:rPr>
-        <w:t>標語發想須跳脫空洞形容詞，導入 HAMP 法則承諾具體效益：H（形象提升如十秒優雅控場）、A（時間成果）、R/P（關係連結）與 M（Money 金錢利益如拿下千萬商業訂單）。更進一步落實「以終為始」價值主張公式：產品服務能為【什麼人】解決【什麼問題】＝會得到【問題相反的情境】＝【嚮往的未來】。從終局成果反向推導，使價值提案具備不可動搖之說服力。</w:t>
+        <w:t>整套簡報架構深度融合認知心理學：其一是「損失規避」，人對失去的痛苦感受遠超獲得之愉悅；其二是「卡內基溝通法則」，精準洞察對方在乎之核心利益；其三是「米爾格倫權威電擊實驗」，高達 65% 受試者服從權威施加致命電擊之經典啟示，提醒創業者面對從眾與權威時，必須始終秉持批判性思考與獨立判斷。</w:t>
       </w:r>
     </w:p>
     <w:p>
@@ -255,7 +255,7 @@
           <w:i w:val="0"/>
           <w:sz w:val="24"/>
         </w:rPr>
-        <w:t>身為北科大互動設計系大三學生，帶著工程師硬派思維坐在教室裡，聽完這堂課受到最震撼的衝擊莫過於「紐約地鐵小提琴實驗」！在理工與技術開發的同溫層中，我們太容易陷入「只要技術夠深、演算法夠強，使用者自然會跪著買單」的傲慢盲點；然而當頂尖小提琴大師拿著三百萬美金的名琴在地鐵站只能賺得三十幾美元時，殘酷的現實狠狠給了我一記耳光：技術從來不是客觀孤立的價值，如果沒有精準的舞台脈絡、情境包裝與行銷賦能，再頂尖的演算法也只是一堆無人問津的自嗨代碼。</w:t>
+        <w:t>身為北科大互動設計系大三學生，帶著工程師硬派思維坐在台下，聽完姚長安老師這堂創業簡報課，最震撼我的莫過於「破除知識的詛咒」與「首因效應」！過去身為技術長，每次上台 Pitch 我總是迫不及待地展示底層演算法、IMU 姿態解算與濾波代碼，甚至以「各位老師同學好，以下是目錄」開場，自以為專業，殊不知在前 60 秒就徹底催眠了評審。這堂課狠狠點醒了我：簡報的本質從來不是炫耀工程難度，而是透過心理學機制傳遞真實價值。開場用 S.U.L.O. 訴說公式帶出聽眾的「損失規避」，第一句話就直擊痛點，遠比羅列技術架構更有穿透力。</w:t>
       </w:r>
     </w:p>
     <w:p>
@@ -271,7 +271,7 @@
           <w:i w:val="0"/>
           <w:sz w:val="24"/>
         </w:rPr>
-        <w:t>更讓我深感共鳴的是產品哲學上的重大昇華：「讓工具去理解人，而不是讓人去理解工具！」過去在做軟硬體整合時，我總習慣把介面塞滿調校參數，甚至暗自責怪使用者不會操作；但真正的科技最高境界，是像「魔術師」一樣將所有繁瑣的感測與運算在背後悄悄隱形，讓使用者在舞台上感受不到任何科技負擔。結合「以終為始」的推導公式，我徹底領悟到期末提案的勝負關鍵，不在於展示了多少複雜架構，而在於能否為台上簡報者創造行雲流水、拿下千萬訂單的優雅未來！</w:t>
+        <w:t>更讓我警醒的是課堂對設備展示的提醒：「實體道具切勿讓評審親自操作！」過去我總天真地想把手套丟給評審試戴，忽略了現場藍牙配對與生疏操作可能引發的毀滅性翻車。真正的魔術師原型，是講者在台上以指揮家般的姿態現場示範，讓工具理解人；中段貫徹「3 的原則」創造 100% 閉合感，結尾以峰終定律拋出專利申請驚喜，徹底消滅軟弱的「謝謝大家」，這才是工程人最高級的說服力！</w:t>
       </w:r>
     </w:p>
     <w:p>
@@ -303,7 +303,7 @@
           <w:i w:val="0"/>
           <w:sz w:val="24"/>
         </w:rPr>
-        <w:t>目前我與組員正進行大三專案《【慧演 Hui Yan】：智慧手勢控場演講手套》研發。若時間重來，結合本週品牌行銷與產品哲學，我們以【技術長 (Tech Lead)】視角做出四大重構：</w:t>
+        <w:t>目前我與組員正進行大三專案《【慧演 Hui Yan】：智慧手勢控場演講手套》（對標課堂第 3 組專案）。若時間重來，結合本週簡報說服架構與心理學機制，我們以【技術長 (Tech Lead)】視角做出四大重構：</w:t>
       </w:r>
     </w:p>
     <w:p>
@@ -319,7 +319,7 @@
           <w:i w:val="0"/>
           <w:sz w:val="28"/>
         </w:rPr>
-        <w:t>1. 貫徹「讓工具去理解人」：演算法全面隱形化，終結台上操作焦慮</w:t>
+        <w:t>1. 重構開場 60 秒首因效應：S.U.L.O. 公式與破除「知識的詛咒」</w:t>
       </w:r>
     </w:p>
     <w:p>
@@ -335,7 +335,7 @@
           <w:i w:val="0"/>
           <w:sz w:val="24"/>
         </w:rPr>
-        <w:t>若時間重來，在軟體架構上我會徹底揚棄在手套上配置實體按鈕與螢幕的自嗨做法。回歸課堂哲學：「讓工具去理解人，而不是讓人去理解工具；裝備不該成為人的阻礙」。我們改採隱形感測演算法與微型 IMU 姿態解算，在後台無延遲捕捉自然手勢，講者無需記憶指令，系統與簡報軟體無縫對接，將科技負擔降為零。</w:t>
+        <w:t>若時間重來，在軟體技術發表時我會徹底刪除「演算法原理與目錄」的無效開場。第一句話直接運用自我參照效應破題：「你是否曾因簡報筆卡鍵，而在千萬投資人面前痛失關鍵訂單？」（S.U.L.O. 損失規避）。摒棄晦澀的四元數與微積分名詞，以生活化故事直擊痛點，在 60 秒內緊抓評審心智，杜絕知識的詛咒。</w:t>
       </w:r>
     </w:p>
     <w:p>
@@ -351,7 +351,7 @@
           <w:i w:val="0"/>
           <w:sz w:val="28"/>
         </w:rPr>
-        <w:t>2. 穿透合格 TA 三要素審查：鎖定高壓簡報者，兼具購買與部署權</w:t>
+        <w:t>2. 現場示範與道具風控：講者現場極致操作，嚴禁交由評審試用</w:t>
       </w:r>
     </w:p>
     <w:p>
@@ -367,7 +367,7 @@
           <w:i w:val="0"/>
           <w:sz w:val="24"/>
         </w:rPr>
-        <w:t>揚棄模糊學生市場，精準定錨合格 TA 為 高壓簡報者、創業 Pitch 團隊與商務演講者（具直接購買與部署權利）：(1) 購買權：單套定價 2,500～3,500 元，商務人士具充分自購與報帳意願；(2) 部署權：超小型接收器隨插即用，講者自主決定在發表會部署；(3) 價值群體：每年數萬場 Pitch 與商務論壇，市場集中且願為勝率支付高溢價。</w:t>
+        <w:t>嚴格落實課堂體驗道具鐵律，徹底取消原訂讓評審試戴手套之冒險環節。改由我在演講台上佩戴【慧演】手套，以指揮家般的自然揮灑親自示範。無延遲跳頁與精準指點由講者行雲流水展現，將所有感測演算法在背後隱形化，既創造震撼的視覺衝擊，又 100% 規避了評審操作不慎可能引發的翻車風險。</w:t>
       </w:r>
     </w:p>
     <w:p>
@@ -383,7 +383,7 @@
           <w:i w:val="0"/>
           <w:sz w:val="28"/>
         </w:rPr>
-        <w:t>3. 定錨「魔術師」品牌原型：落實「盡情在我」之流暢控場機制</w:t>
+        <w:t>3. 貫徹中段「3 的原則」：精準擊穿 3 大競品痛點，創造 100% 閉合感</w:t>
       </w:r>
     </w:p>
     <w:p>
@@ -399,7 +399,7 @@
           <w:i w:val="0"/>
           <w:sz w:val="24"/>
         </w:rPr>
-        <w:t>對標課堂 12 原型，全團隊鎖定「魔術師 (Magician) ✕ 智者 (Sage)」為唯一原型。演講手套價值在於營造「盡情在我（擺脫按鍵干擾，肢體自由發揮）」掌控感。講者在台上不必分心看螢幕或低頭找簡報筆，只需揮灑自然手勢，投影片即如魔術般精準跳轉，將技術完全隱形，賦予講者指揮家般的自信。</w:t>
+        <w:t>遵循短期記憶 4±1 定律，將競品真空比對精煉為 3 大對手：(1) 傳統簡報筆：按鍵卡頓分心；(2) 換頁踏板：釘死講台限制走動；(3) 智慧手錶：需盯螢幕打斷視線。【慧演】手套以無感佩戴與空中手勢 100% 攻克上述痛點，形成完美完形閉合，使評審採納機率直接翻倍。</w:t>
       </w:r>
     </w:p>
     <w:p>
@@ -415,7 +415,7 @@
           <w:i w:val="0"/>
           <w:sz w:val="28"/>
         </w:rPr>
-        <w:t>4. 導入 HAMP 法則與「以終為始」公式：重構標語對標千萬訂單</w:t>
+        <w:t>4. 實踐峰終定律與殺手級 CTA：拋出專利申請驚喜，徹底消滅「謝謝大家」</w:t>
       </w:r>
     </w:p>
     <w:p>
@@ -431,7 +431,7 @@
           <w:i w:val="0"/>
           <w:sz w:val="24"/>
         </w:rPr>
-        <w:t>全面捨棄空泛口號，導入 H+M 效益法則提煉標語：「用指揮家般的優雅手勢（H），拿下千萬級別的商業訂單（M）」。嚴格代入課堂公式：能為高壓簡報與 Pitch 團隊解決台上緊張卡頓與頻繁按筆問題，獲得指揮家般優雅流暢控場力，實現順利拿下千萬商業訂單的嚮往未來。全組按此推進專案，第 6 週前完成 30 位講者盲測，第 12 週產出創業計畫書，用純客觀數據強勢突圍。</w:t>
+        <w:t>演講結尾絕不以平淡的「謝謝大家」等評審挑毛病。依循峰終定律，在控場高潮之後拋出出乎意料之驚喜：「本技術已正式送交發明專利審查，並備有現場 QR Code 實測盲測數據！」最後提出無法拒絕的 CTA：「請與我們一同見證手勢控場新時代，讓每一場演講都盡情在我！」用掌聲鎖定最高分。</w:t>
       </w:r>
     </w:p>
     <w:p>
@@ -452,7 +452,7 @@
           <w:i w:val="0"/>
           <w:sz w:val="28"/>
         </w:rPr>
-        <w:t>四、課堂實作對標：12 品牌原型與「以終為始」價值主張對標矩陣</w:t>
+        <w:t>四、課堂實作對標：簡報說服架構與 100%「閉合感」真空對標矩陣</w:t>
       </w:r>
     </w:p>
     <w:p>
@@ -468,7 +468,7 @@
           <w:i w:val="0"/>
           <w:sz w:val="24"/>
         </w:rPr>
-        <w:t>本章節嚴格對標本週課堂品牌行銷方法論（12品牌原型擬人化/突破雜訊命名三大原則/HAMP Slogan/以終為始公式），將《【慧演 Hui Yan】：智慧手勢控場演講手套》與市場現存方案進行橫向真空交叉比對，提煉不可複製之核心護城河：</w:t>
+        <w:t>本章節嚴格對標本週課堂簡報說服架構（開場WHY/中段HOW/結尾WHAT/3的原則與閉合感/峰終定律/CTA），將《【慧演 Hui Yan】：智慧手勢控場演講手套》（課堂第 3 組專案）與市場現存方案進行橫向真空交叉比對，提煉不可複製之說服力護城河：</w:t>
       </w:r>
     </w:p>
     <w:tbl>
@@ -538,7 +538,7 @@
                 <w:color w:val="FFFFFF"/>
                 <w:sz w:val="20"/>
               </w:rPr>
-              <w:t>【慧演】演講手套</w:t>
+              <w:t>【慧演】手勢演講手套</w:t>
             </w:r>
           </w:p>
         </w:tc>
@@ -651,7 +651,7 @@
                 <w:i w:val="0"/>
                 <w:sz w:val="19"/>
               </w:rPr>
-              <w:t>品牌原型擬人化</w:t>
+              <w:t>開場策略（WHY）</w:t>
             </w:r>
           </w:p>
         </w:tc>
@@ -678,7 +678,7 @@
                 <w:i w:val="0"/>
                 <w:sz w:val="19"/>
               </w:rPr>
-              <w:t>魔術師 ✕ 智者（隱形賦能）</w:t>
+              <w:t>S.U.L.O.公式+現場親自操作</w:t>
             </w:r>
           </w:p>
         </w:tc>
@@ -705,7 +705,7 @@
                 <w:i w:val="0"/>
                 <w:sz w:val="19"/>
               </w:rPr>
-              <w:t>凡夫俗子（平淡無奇工具）</w:t>
+              <w:t>傳統自我介紹浪費60秒</w:t>
             </w:r>
           </w:p>
         </w:tc>
@@ -732,7 +732,7 @@
                 <w:i w:val="0"/>
                 <w:sz w:val="19"/>
               </w:rPr>
-              <w:t>凡夫俗子（操作負擔笨重）</w:t>
+              <w:t>功能規格說明生硬無感</w:t>
             </w:r>
           </w:p>
         </w:tc>
@@ -759,7 +759,7 @@
                 <w:i w:val="0"/>
                 <w:sz w:val="19"/>
               </w:rPr>
-              <w:t>創造者（高門檻功能繁雜）</w:t>
+              <w:t>讓評審試戴易操作翻車</w:t>
             </w:r>
           </w:p>
         </w:tc>
@@ -788,7 +788,7 @@
                 <w:i w:val="0"/>
                 <w:sz w:val="19"/>
               </w:rPr>
-              <w:t>命名與突破雜訊</w:t>
+              <w:t>競品痛點與閉合（HOW）</w:t>
             </w:r>
           </w:p>
         </w:tc>
@@ -815,7 +815,7 @@
                 <w:i w:val="0"/>
                 <w:sz w:val="19"/>
               </w:rPr>
-              <w:t>【慧演】雙字/會演與慧眼雙諧音</w:t>
+              <w:t>3的原則消滅競品3大痛點</w:t>
             </w:r>
           </w:p>
         </w:tc>
@@ -842,7 +842,7 @@
                 <w:i w:val="0"/>
                 <w:sz w:val="19"/>
               </w:rPr>
-              <w:t>純規格名/無品牌情感連接</w:t>
+              <w:t>手持按鍵易分心緊張卡頓</w:t>
             </w:r>
           </w:p>
         </w:tc>
@@ -869,7 +869,7 @@
                 <w:i w:val="0"/>
                 <w:sz w:val="19"/>
               </w:rPr>
-              <w:t>功能描述名/毫無記憶點</w:t>
+              <w:t>限制講者走動缺乏互動</w:t>
             </w:r>
           </w:p>
         </w:tc>
@@ -896,7 +896,7 @@
                 <w:i w:val="0"/>
                 <w:sz w:val="19"/>
               </w:rPr>
-              <w:t>通用科技名/缺乏專注場景</w:t>
+              <w:t>需頻繁看螢幕中斷視線</w:t>
             </w:r>
           </w:p>
         </w:tc>
@@ -925,7 +925,7 @@
                 <w:i w:val="0"/>
                 <w:sz w:val="19"/>
               </w:rPr>
-              <w:t>HAMP 標語效益</w:t>
+              <w:t>峰終定律與驚喜（WHAT）</w:t>
             </w:r>
           </w:p>
         </w:tc>
@@ -952,7 +952,7 @@
                 <w:i w:val="0"/>
                 <w:sz w:val="19"/>
               </w:rPr>
-              <w:t>優雅手勢(H)+千萬訂單(M)</w:t>
+              <w:t>行雲流水高峰+專利申請驚喜</w:t>
             </w:r>
           </w:p>
         </w:tc>
@@ -979,7 +979,7 @@
                 <w:i w:val="0"/>
                 <w:sz w:val="19"/>
               </w:rPr>
-              <w:t>遙控投影片/無效益承諾</w:t>
+              <w:t>平淡結束無記憶高峰點</w:t>
             </w:r>
           </w:p>
         </w:tc>
@@ -1006,7 +1006,7 @@
                 <w:i w:val="0"/>
                 <w:sz w:val="19"/>
               </w:rPr>
-              <w:t>解放雙手/無形象金錢利益</w:t>
+              <w:t>操作笨拙缺乏舞台儀式感</w:t>
             </w:r>
           </w:p>
         </w:tc>
@@ -1033,7 +1033,7 @@
                 <w:i w:val="0"/>
                 <w:sz w:val="19"/>
               </w:rPr>
-              <w:t>隨心揮舞/易誤觸缺乏信任</w:t>
+              <w:t>誤觸率高且續航不足熄火</w:t>
             </w:r>
           </w:p>
         </w:tc>
@@ -1062,7 +1062,7 @@
                 <w:i w:val="0"/>
                 <w:sz w:val="19"/>
               </w:rPr>
-              <w:t>以終為始價值主張</w:t>
+              <w:t>結尾行動呼籲（CTA）</w:t>
             </w:r>
           </w:p>
         </w:tc>
@@ -1089,7 +1089,7 @@
                 <w:i w:val="0"/>
                 <w:sz w:val="19"/>
               </w:rPr>
-              <w:t>消滅卡頓緊張/拿下千萬訂單</w:t>
+              <w:t>讓評審無法拒絕的合作號召</w:t>
             </w:r>
           </w:p>
         </w:tc>
@@ -1116,7 +1116,7 @@
                 <w:i w:val="0"/>
                 <w:sz w:val="19"/>
               </w:rPr>
-              <w:t>需手持按鍵/易分心緊張</w:t>
+              <w:t>說「謝謝大家」等評審挑毛病</w:t>
             </w:r>
           </w:p>
         </w:tc>
@@ -1143,7 +1143,7 @@
                 <w:i w:val="0"/>
                 <w:sz w:val="19"/>
               </w:rPr>
-              <w:t>固定於講台地面/限制走動</w:t>
+              <w:t>毫無說服力的客套致謝</w:t>
             </w:r>
           </w:p>
         </w:tc>
@@ -1170,7 +1170,7 @@
                 <w:i w:val="0"/>
                 <w:sz w:val="19"/>
               </w:rPr>
-              <w:t>需盯手錶螢幕/打斷眼神接觸</w:t>
+              <w:t>倉促下台缺乏實質商業閉環</w:t>
             </w:r>
           </w:p>
         </w:tc>
@@ -1189,7 +1189,7 @@
           <w:i w:val="0"/>
           <w:sz w:val="24"/>
         </w:rPr>
-        <w:t>(一) 「讓工具去理解人」之魔術師原型與技術隱形化</w:t>
+        <w:t>(一) 開場 60 秒首因效應與破除「知識的詛咒」</w:t>
       </w:r>
     </w:p>
     <w:p>
@@ -1205,7 +1205,7 @@
           <w:i w:val="0"/>
           <w:sz w:val="21"/>
         </w:rPr>
-        <w:t>課堂強調產品設計哲學在於「讓工具去理解人，而不是讓人去理解工具」。【慧演】演講手套將品牌原型嚴格定錨為「魔術師 ✕ 智者」，工程核心不是在手套上堆砌按鈕，而是透過微型感測演算法在後台默默解析自然手勢。將複雜的電子電路徹底隱形化，講者在台上絲毫感受不到科技負擔，達到如魔術般流暢的舞台表現，徹底杜絕硬體成為人身操作阻礙的工程悲劇。</w:t>
+        <w:t>課堂強調優質 Pitch 不是炫耀技術難度，而是建立心理連結。開場前 60 秒藉由 S.U.L.O. 訴說公式帶出損失規避，第一句話點出「你」引發自我參照共鳴。工程師必須破除自嗨的「知識詛咒」，將微型 IMU 濾波演算法包裝為指揮家般的優雅手勢；實體設備由講者現場完美演示，切忌讓評審操作以防翻車，以最高信噪比牢牢錨定評審注意力。</w:t>
       </w:r>
     </w:p>
     <w:p>
@@ -1221,7 +1221,7 @@
           <w:i w:val="0"/>
           <w:sz w:val="24"/>
         </w:rPr>
-        <w:t>(二) 突破雜訊命名【慧演】與雙重諧音策略之記憶度分析</w:t>
+        <w:t>(二) 貫穿「3 的原則」與創造 100% 閉合感</w:t>
       </w:r>
     </w:p>
     <w:p>
@@ -1237,7 +1237,7 @@
           <w:i w:val="0"/>
           <w:sz w:val="21"/>
         </w:rPr>
-        <w:t>依據突破雜訊命名三大原則（容易識別、容易連接、減少雜訊），【慧演】以雙字極簡結構直擊本質。其雙重諧音具備強大傳播力：一方面賦予講者「很會演講、優雅演繹」的舞台自信；另一方面契合投資人「慧眼識英雄」之審美心理。名稱短小俐落、零拼讀門檻，能以最低溝通成本穿透碎片化媒體雜訊，在潛在客戶腦海中秒級建立深層認知印記。</w:t>
+        <w:t>受限於人類記憶極限（4±1），競品分析嚴格遵循「3 的原則」。直擊簡報筆卡鍵、踏板受限、手錶分心等 3 大現存缺陷，並由【慧演】以空中手勢 100% 閉合痛點。這種完形閉合感能打消評審心中的技術懸念，使專案被選中的機率直接翻倍，展現跨領域團隊將研發成果轉化為剛需之強大工程落地力。</w:t>
       </w:r>
     </w:p>
     <w:p>
@@ -1253,7 +1253,7 @@
           <w:i w:val="0"/>
           <w:sz w:val="24"/>
         </w:rPr>
-        <w:t>(三) 「以終為始」價值主張推導與千萬商業訂單落地閉環</w:t>
+        <w:t>(三) 丹尼爾·卡尼曼峰終定律與無法拒絕的 CTA</w:t>
       </w:r>
     </w:p>
     <w:p>
@@ -1269,7 +1269,7 @@
           <w:i w:val="0"/>
           <w:sz w:val="21"/>
         </w:rPr>
-        <w:t>對標課堂價值主張公式：【慧演】為高壓簡報與 Pitch 團隊解決台上緊張卡頓與頻繁按筆問題，獲得指揮家般優雅控場力，實現拿下千萬商業訂單的嚮往未來。團隊已排定在第 6 週前完成校內 Pitch 實測與手勢辨識精度校準，並於第 12 週前完成專利佈局與 U-Start 計畫書，以扎實數據印證行銷勝於產品的商戰公理。</w:t>
+        <w:t>簡報評價取決於體驗波峰與結尾印記。我們徹底消滅暗示找碴的「謝謝大家」，在手套控場高潮之後釋出「發明專利已申請」之出乎意料驚喜，打消評審對概念可行性的疑慮；最後遞上強效且無法拒絕的行動呼籲（CTA），在全場自發認同的掌聲中圓滿收尾，達成最頂級的說服閉環。</w:t>
       </w:r>
     </w:p>
     <w:sectPr>
@@ -1299,7 +1299,7 @@
         <w:color w:val="64748B"/>
         <w:sz w:val="17"/>
       </w:rPr>
-      <w:t>課程名稱：創業0到2的思維與實作  筆記課程主題：12品牌原型、命名降噪與價值主張  授課老師：姚長安 老師</w:t>
+      <w:t>課程名稱：創業0到2的思維與實作  筆記課程主題：創業簡報與說服架構、峰終定律與閉合感  授課老師：姚長安 老師</w:t>
     </w:r>
   </w:p>
   <w:p>
